--- a/downloads/teacher/05 Materials/Unit 04/Handouts/Handout 04.15 - Pitch Planner and Feedback Slip.docx
+++ b/downloads/teacher/05 Materials/Unit 04/Handouts/Handout 04.15 - Pitch Planner and Feedback Slip.docx
@@ -458,16 +458,7 @@
         <w:t xml:space="preserve">Project 04 - Design a Room.md</w:t>
       </w:r>
       <w:r>
-        <w:t xml:space="preserve">, marked</w:t>
-      </w:r>
-      <w:r>
-        <w:t xml:space="preserve"> </w:t>
-      </w:r>
-      <w:r>
-        <w:rPr>
-          <w:rStyle w:val="TeacherNote"/>
-        </w:rPr>
-        <w:t xml:space="preserve">[check with a native speaker].</w:t>
+        <w:t xml:space="preserve">.</w:t>
       </w:r>
     </w:p>
     <w:p>
